--- a/materials/05_implementation_architectures/asb_framework_05_4_architecture_methodology.docx
+++ b/materials/05_implementation_architectures/asb_framework_05_4_architecture_methodology.docx
@@ -137,6 +137,22 @@
           <w:sz w:val="24"/>
           <w:szCs w:val="24"/>
         </w:rPr>
+        <w:t>Both architectures are limited to online casino games on the two platforms; sports betting, poker, lottery and land-based products are out of scope, and tools whose mechanism applies only to those products were not carried into the architectures.</w:t>
+      </w:r>
+    </w:p>
+    <w:p>
+      <w:pPr>
+        <w:pStyle w:val="Normal"/>
+        <w:spacing w:lineRule="auto" w:line="240" w:before="0" w:after="120"/>
+        <w:jc w:val="both"/>
+        <w:rPr/>
+      </w:pPr>
+      <w:r>
+        <w:rPr>
+          <w:rFonts w:eastAsia="Times New Roman" w:cs="Times New Roman"/>
+          <w:sz w:val="24"/>
+          <w:szCs w:val="24"/>
+        </w:rPr>
         <w:t>The methodology covers the selection logic by which framework tools entered the architecture; the variant generation process by which selected tools were operationalised at multiple risk tiers and configurations; the policy-rule authoring approach; the exclusion taxonomy; and the cross-jurisdictional design decisions that produced the two architecture variants.</w:t>
       </w:r>
     </w:p>
@@ -538,7 +554,7 @@
           <w:sz w:val="24"/>
           <w:szCs w:val="24"/>
         </w:rPr>
-        <w:t>increase requests are gated by tier-specific cooldown values; decreases apply immediately. UK applies six different cooldown values across tiers (24h, 48h, 168h, plus disable variants); NL uniformly applies 168h.</w:t>
+        <w:t>increase requests are gated by tier-specific cooldown values; decreases apply immediately. UK applies six different cooldown values across tiers (24h, 48h, none, plus disable and cannot-disable variants); NL uniformly applies 168h.</w:t>
       </w:r>
     </w:p>
     <w:p>
@@ -867,23 +883,23 @@
           <w:sz w:val="24"/>
           <w:szCs w:val="24"/>
         </w:rPr>
-        <w:t>Tools surviving the regulatory filter were prioritised by Evidence Status. Empirically tested tools (those with direct evaluation in the systematic review evidence base) were preferred. Within the Empirically tested tier, tools backed by the convergent evidence set (38 papers from Stage 1 representing the highest-confidence findings) were prioritised further.</w:t>
-      </w:r>
-    </w:p>
-    <w:p>
-      <w:pPr>
-        <w:pStyle w:val="Normal"/>
-        <w:spacing w:lineRule="auto" w:line="240" w:before="0" w:after="120"/>
-        <w:jc w:val="both"/>
-        <w:rPr/>
-      </w:pPr>
-      <w:r>
-        <w:rPr>
-          <w:rFonts w:eastAsia="Times New Roman" w:cs="Times New Roman"/>
-          <w:sz w:val="24"/>
-          <w:szCs w:val="24"/>
-        </w:rPr>
-        <w:t>Of the 58 unique framework tools that entered the architectures, 41 (70.7%) are Empirically tested and 29 (50.0%) have at least one convergent-evidence-set paper in their underlying provenance. This compares to a framework baseline of 30.5% convergent-set membership, demonstrating that the architectures preferentially selected tools backed by the strongest empirical evidence. Among the 41 Empirically tested tools the architectures draw on, 25 (61.0%) have convergent evidence: above the framework baseline rate of 44.8%.</w:t>
+        <w:t>Tools surviving the regulatory filter were prioritised by Evidence Status. Empirically tested tools (those with direct evaluation in the systematic review evidence base) were preferred. Within the Empirically tested tier, tools backed by the convergent evidence set (38 records from 35 papers from Stage 1 representing the highest-confidence findings) were prioritised further.</w:t>
+      </w:r>
+    </w:p>
+    <w:p>
+      <w:pPr>
+        <w:pStyle w:val="Normal"/>
+        <w:spacing w:lineRule="auto" w:line="240" w:before="0" w:after="120"/>
+        <w:jc w:val="both"/>
+        <w:rPr/>
+      </w:pPr>
+      <w:r>
+        <w:rPr>
+          <w:rFonts w:eastAsia="Times New Roman" w:cs="Times New Roman"/>
+          <w:sz w:val="24"/>
+          <w:szCs w:val="24"/>
+        </w:rPr>
+        <w:t>Of the 58 unique framework tools that entered the architectures, 41 (70.7%) are Empirically tested and 21 (36.2%) have at least one convergent-evidence-set paper in their underlying provenance. This compares to a framework baseline of 22.4% convergent-set membership, demonstrating that the architectures preferentially selected tools backed by the strongest empirical evidence. Among the 41 Empirically tested tools the architectures draw on, 19 (46.3%) have convergent evidence: above the framework baseline rate of 30.8%.</w:t>
       </w:r>
     </w:p>
     <w:p>
@@ -951,7 +967,7 @@
           <w:sz w:val="24"/>
           <w:szCs w:val="24"/>
         </w:rPr>
-        <w:t>Assignment status was determined by combining regulatory necessity (Filter 1) with operator policy and the framework’s Governance.Control dimension. UK distribution: 26 variants Mandatory (27.7%), 62 Optional (65.9%), 6 Mandatory Overlay (6.4%). NL distribution: 26 variants Mandatory (29.9%), 59 Optional (67.8%), 2 Mandatory Overlay (2.3%).</w:t>
+        <w:t>Assignment status was determined by combining regulatory necessity (Filter 1) with operator policy and the framework’s Governance.Control dimension. UK distribution: 26 variants Mandatory (27.7%), 62 Optional (66.0%), 6 Mandatory Overlay (6.4%). NL distribution: 26 variants Mandatory (29.9%), 59 Optional (67.8%), 2 Mandatory Overlay (2.3%).</w:t>
       </w:r>
     </w:p>
     <w:p>
@@ -1316,7 +1332,7 @@
           <w:sz w:val="24"/>
           <w:szCs w:val="24"/>
         </w:rPr>
-        <w:t>Each variant is marked fully_specified or specified_not_built. Variants marked fully_specified have complete operational specification (design parameters set, message copy developed where applicable, policy rules in place). Variants marked specified_not_built have complete specification but were not built within the project timeline, typically because the tool is in the architecture’s design but its production deployment was deferred.</w:t>
+        <w:t>Each variant is marked fully_specified (reported in the main manuscript as operationally complete) or specified_not_built (specified but not built). Variants marked fully_specified have complete operational specification (design parameters set, message copy developed where applicable, policy rules in place). Variants marked specified_not_built have complete specification but were not built within the project timeline, typically because the tool is in the architecture’s design but its production deployment was deferred.</w:t>
       </w:r>
     </w:p>
     <w:p>
@@ -2990,7 +3006,7 @@
                 <w:sz w:val="20"/>
                 <w:szCs w:val="20"/>
               </w:rPr>
-              <w:t>UK uses 6 distinct values (24h, 48h, 168h, plus disable_24h, disable_24h_daily_168h_weekly, none); NL uniformly applies 168h across all tiers. NL cooldown rigidity is mandated by KOA 2021.</w:t>
+              <w:t>UK uses 6 distinct values (24h, 48h, none, disable_24h, disable_24h_daily_168h_weekly, and cannot-disable at R3); NL uniformly applies 168h across all tiers. NL cooldown rigidity is mandated by KOA 2021.</w:t>
             </w:r>
           </w:p>
         </w:tc>
